--- a/patent/CN/提交件/05_说明书附图.docx
+++ b/patent/CN/提交件/05_说明书附图.docx
@@ -22,7 +22,7 @@
       <w:r>
         <w:drawing>
           <wp:inline xmlns:a="http://schemas.openxmlformats.org/drawingml/2006/main" xmlns:pic="http://schemas.openxmlformats.org/drawingml/2006/picture">
-            <wp:extent cx="5760000" cy="4244211"/>
+            <wp:extent cx="5760000" cy="4496488"/>
             <wp:docPr id="1" name="Picture 1"/>
             <wp:cNvGraphicFramePr>
               <a:graphicFrameLocks noChangeAspect="1"/>
@@ -31,7 +31,7 @@
               <a:graphicData uri="http://schemas.openxmlformats.org/drawingml/2006/picture">
                 <pic:pic>
                   <pic:nvPicPr>
-                    <pic:cNvPr id="0" name="图1.png"/>
+                    <pic:cNvPr id="0" name="图1.jpg"/>
                     <pic:cNvPicPr/>
                   </pic:nvPicPr>
                   <pic:blipFill>
@@ -43,7 +43,7 @@
                   <pic:spPr>
                     <a:xfrm>
                       <a:off x="0" y="0"/>
-                      <a:ext cx="5760000" cy="4244211"/>
+                      <a:ext cx="5760000" cy="4496488"/>
                     </a:xfrm>
                     <a:prstGeom prst="rect"/>
                   </pic:spPr>
@@ -67,7 +67,7 @@
       <w:r>
         <w:drawing>
           <wp:inline xmlns:a="http://schemas.openxmlformats.org/drawingml/2006/main" xmlns:pic="http://schemas.openxmlformats.org/drawingml/2006/picture">
-            <wp:extent cx="5760000" cy="2949695"/>
+            <wp:extent cx="5760000" cy="2679568"/>
             <wp:docPr id="2" name="Picture 2"/>
             <wp:cNvGraphicFramePr>
               <a:graphicFrameLocks noChangeAspect="1"/>
@@ -76,7 +76,7 @@
               <a:graphicData uri="http://schemas.openxmlformats.org/drawingml/2006/picture">
                 <pic:pic>
                   <pic:nvPicPr>
-                    <pic:cNvPr id="0" name="图2.png"/>
+                    <pic:cNvPr id="0" name="图2.jpg"/>
                     <pic:cNvPicPr/>
                   </pic:nvPicPr>
                   <pic:blipFill>
@@ -88,7 +88,7 @@
                   <pic:spPr>
                     <a:xfrm>
                       <a:off x="0" y="0"/>
-                      <a:ext cx="5760000" cy="2949695"/>
+                      <a:ext cx="5760000" cy="2679568"/>
                     </a:xfrm>
                     <a:prstGeom prst="rect"/>
                   </pic:spPr>
@@ -112,7 +112,7 @@
       <w:r>
         <w:drawing>
           <wp:inline xmlns:a="http://schemas.openxmlformats.org/drawingml/2006/main" xmlns:pic="http://schemas.openxmlformats.org/drawingml/2006/picture">
-            <wp:extent cx="5760000" cy="3396438"/>
+            <wp:extent cx="5760000" cy="3006999"/>
             <wp:docPr id="3" name="Picture 3"/>
             <wp:cNvGraphicFramePr>
               <a:graphicFrameLocks noChangeAspect="1"/>
@@ -121,7 +121,7 @@
               <a:graphicData uri="http://schemas.openxmlformats.org/drawingml/2006/picture">
                 <pic:pic>
                   <pic:nvPicPr>
-                    <pic:cNvPr id="0" name="图3.png"/>
+                    <pic:cNvPr id="0" name="图3.jpg"/>
                     <pic:cNvPicPr/>
                   </pic:nvPicPr>
                   <pic:blipFill>
@@ -133,7 +133,7 @@
                   <pic:spPr>
                     <a:xfrm>
                       <a:off x="0" y="0"/>
-                      <a:ext cx="5760000" cy="3396438"/>
+                      <a:ext cx="5760000" cy="3006999"/>
                     </a:xfrm>
                     <a:prstGeom prst="rect"/>
                   </pic:spPr>
@@ -157,7 +157,7 @@
       <w:r>
         <w:drawing>
           <wp:inline xmlns:a="http://schemas.openxmlformats.org/drawingml/2006/main" xmlns:pic="http://schemas.openxmlformats.org/drawingml/2006/picture">
-            <wp:extent cx="5760000" cy="7406091"/>
+            <wp:extent cx="5760000" cy="7572016"/>
             <wp:docPr id="4" name="Picture 4"/>
             <wp:cNvGraphicFramePr>
               <a:graphicFrameLocks noChangeAspect="1"/>
@@ -166,7 +166,7 @@
               <a:graphicData uri="http://schemas.openxmlformats.org/drawingml/2006/picture">
                 <pic:pic>
                   <pic:nvPicPr>
-                    <pic:cNvPr id="0" name="图4.png"/>
+                    <pic:cNvPr id="0" name="图4.jpg"/>
                     <pic:cNvPicPr/>
                   </pic:nvPicPr>
                   <pic:blipFill>
@@ -178,7 +178,7 @@
                   <pic:spPr>
                     <a:xfrm>
                       <a:off x="0" y="0"/>
-                      <a:ext cx="5760000" cy="7406091"/>
+                      <a:ext cx="5760000" cy="7572016"/>
                     </a:xfrm>
                     <a:prstGeom prst="rect"/>
                   </pic:spPr>
